--- a/Hotel/Resources/PaymentReceipt.docx
+++ b/Hotel/Resources/PaymentReceipt.docx
@@ -12,6 +12,7 @@
           <w:iCs/>
           <w:sz w:val="52"/>
           <w:szCs w:val="52"/>
+          <w:lang w:val="en-US"/>
         </w:rPr>
       </w:pPr>
       <w:r>
@@ -35,7 +36,19 @@
           <w:szCs w:val="52"/>
         </w:rPr>
         <w:br/>
-        <w:t>Город Нижний Новгород, ул. Степная, 67</w:t>
+        <w:t>Город Нижний Новгород, ул. Степная</w:t>
+      </w:r>
+      <w:r>
+        <w:rPr>
+          <w:b/>
+          <w:bCs/>
+          <w:i/>
+          <w:iCs/>
+          <w:sz w:val="52"/>
+          <w:szCs w:val="52"/>
+          <w:lang w:val="en-US"/>
+        </w:rPr>
+        <w:t>, 67</w:t>
       </w:r>
     </w:p>
     <w:p>
@@ -44,29 +57,39 @@
         <w:spacing w:before="480" w:after="240"/>
         <w:contextualSpacing w:val="0"/>
         <w:jc w:val="center"/>
+        <w:rPr>
+          <w:lang w:val="en-US"/>
+        </w:rPr>
       </w:pPr>
       <w:r>
-        <w:t xml:space="preserve">Счёт № </w:t>
-      </w:r>
-      <w:r>
-        <w:t>{</w:t>
-      </w:r>
-      <w:proofErr w:type="spellStart"/>
+        <w:t>Счёт</w:t>
+      </w:r>
+      <w:r>
+        <w:rPr>
+          <w:lang w:val="en-US"/>
+        </w:rPr>
+        <w:t xml:space="preserve"> № </w:t>
+      </w:r>
       <w:r>
         <w:rPr>
           <w:lang w:val="en-US"/>
         </w:rPr>
         <w:t>RandNumber</w:t>
       </w:r>
-      <w:proofErr w:type="spellEnd"/>
-      <w:r>
-        <w:t xml:space="preserve">} </w:t>
-      </w:r>
-      <w:r>
-        <w:t xml:space="preserve">от </w:t>
-      </w:r>
-      <w:r>
-        <w:t>{</w:t>
+      <w:r>
+        <w:rPr>
+          <w:lang w:val="en-US"/>
+        </w:rPr>
+        <w:t xml:space="preserve"> </w:t>
+      </w:r>
+      <w:r>
+        <w:t>от</w:t>
+      </w:r>
+      <w:r>
+        <w:rPr>
+          <w:lang w:val="en-US"/>
+        </w:rPr>
+        <w:t xml:space="preserve"> </w:t>
       </w:r>
       <w:r>
         <w:rPr>
@@ -75,40 +98,43 @@
         <w:t>Day</w:t>
       </w:r>
       <w:r>
-        <w:t>}</w:t>
-      </w:r>
-      <w:r>
+        <w:rPr>
+          <w:lang w:val="en-US"/>
+        </w:rPr>
         <w:t xml:space="preserve"> </w:t>
       </w:r>
       <w:r>
-        <w:t>{</w:t>
-      </w:r>
-      <w:r>
         <w:rPr>
           <w:lang w:val="en-US"/>
         </w:rPr>
         <w:t>Month</w:t>
       </w:r>
       <w:r>
-        <w:t>}</w:t>
-      </w:r>
-      <w:r>
+        <w:rPr>
+          <w:lang w:val="en-US"/>
+        </w:rPr>
         <w:t xml:space="preserve"> </w:t>
       </w:r>
       <w:r>
-        <w:t>{</w:t>
-      </w:r>
-      <w:r>
         <w:rPr>
           <w:lang w:val="en-US"/>
         </w:rPr>
         <w:t>Year</w:t>
       </w:r>
       <w:r>
-        <w:t>}</w:t>
-      </w:r>
-      <w:r>
-        <w:t xml:space="preserve"> г.</w:t>
+        <w:rPr>
+          <w:lang w:val="en-US"/>
+        </w:rPr>
+        <w:t xml:space="preserve"> </w:t>
+      </w:r>
+      <w:r>
+        <w:t>г</w:t>
+      </w:r>
+      <w:r>
+        <w:rPr>
+          <w:lang w:val="en-US"/>
+        </w:rPr>
+        <w:t>.</w:t>
       </w:r>
     </w:p>
     <w:p>
@@ -117,6 +143,7 @@
         <w:rPr>
           <w:sz w:val="36"/>
           <w:szCs w:val="36"/>
+          <w:lang w:val="en-US"/>
         </w:rPr>
       </w:pPr>
       <w:r>
@@ -124,7 +151,15 @@
           <w:sz w:val="36"/>
           <w:szCs w:val="36"/>
         </w:rPr>
-        <w:t>Гость: {</w:t>
+        <w:t>Гость</w:t>
+      </w:r>
+      <w:r>
+        <w:rPr>
+          <w:sz w:val="36"/>
+          <w:szCs w:val="36"/>
+          <w:lang w:val="en-US"/>
+        </w:rPr>
+        <w:t xml:space="preserve">: </w:t>
       </w:r>
       <w:r>
         <w:rPr>
@@ -133,13 +168,6 @@
           <w:lang w:val="en-US"/>
         </w:rPr>
         <w:t>Clients</w:t>
-      </w:r>
-      <w:r>
-        <w:rPr>
-          <w:sz w:val="36"/>
-          <w:szCs w:val="36"/>
-        </w:rPr>
-        <w:t>}</w:t>
       </w:r>
     </w:p>
     <w:p>
@@ -148,6 +176,7 @@
         <w:rPr>
           <w:sz w:val="36"/>
           <w:szCs w:val="36"/>
+          <w:lang w:val="en-US"/>
         </w:rPr>
       </w:pPr>
       <w:r>
@@ -155,9 +184,16 @@
           <w:sz w:val="36"/>
           <w:szCs w:val="36"/>
         </w:rPr>
-        <w:t>Комната №: {</w:t>
-      </w:r>
-      <w:proofErr w:type="spellStart"/>
+        <w:t>Комната</w:t>
+      </w:r>
+      <w:r>
+        <w:rPr>
+          <w:sz w:val="36"/>
+          <w:szCs w:val="36"/>
+          <w:lang w:val="en-US"/>
+        </w:rPr>
+        <w:t xml:space="preserve"> №: </w:t>
+      </w:r>
       <w:r>
         <w:rPr>
           <w:sz w:val="36"/>
@@ -165,14 +201,6 @@
           <w:lang w:val="en-US"/>
         </w:rPr>
         <w:t>RoomNumber</w:t>
-      </w:r>
-      <w:proofErr w:type="spellEnd"/>
-      <w:r>
-        <w:rPr>
-          <w:sz w:val="36"/>
-          <w:szCs w:val="36"/>
-        </w:rPr>
-        <w:t>}</w:t>
       </w:r>
     </w:p>
     <w:p>
@@ -189,9 +217,16 @@
           <w:sz w:val="36"/>
           <w:szCs w:val="36"/>
         </w:rPr>
-        <w:t>Заезд: {</w:t>
-      </w:r>
-      <w:proofErr w:type="spellStart"/>
+        <w:t>Заезд</w:t>
+      </w:r>
+      <w:r>
+        <w:rPr>
+          <w:sz w:val="36"/>
+          <w:szCs w:val="36"/>
+          <w:lang w:val="en-US"/>
+        </w:rPr>
+        <w:t xml:space="preserve">: </w:t>
+      </w:r>
       <w:r>
         <w:rPr>
           <w:sz w:val="36"/>
@@ -200,14 +235,13 @@
         </w:rPr>
         <w:t>ArrivalDate</w:t>
       </w:r>
-      <w:proofErr w:type="spellEnd"/>
-      <w:r>
-        <w:rPr>
-          <w:sz w:val="36"/>
-          <w:szCs w:val="36"/>
-          <w:lang w:val="en-US"/>
-        </w:rPr>
-        <w:t>} 12:00</w:t>
+      <w:r>
+        <w:rPr>
+          <w:sz w:val="36"/>
+          <w:szCs w:val="36"/>
+          <w:lang w:val="en-US"/>
+        </w:rPr>
+        <w:t xml:space="preserve"> 12:00</w:t>
       </w:r>
     </w:p>
     <w:p>
@@ -232,25 +266,7 @@
           <w:szCs w:val="36"/>
           <w:lang w:val="en-US"/>
         </w:rPr>
-        <w:t>{</w:t>
-      </w:r>
-      <w:proofErr w:type="spellStart"/>
-      <w:r>
-        <w:rPr>
-          <w:sz w:val="36"/>
-          <w:szCs w:val="36"/>
-          <w:lang w:val="en-US"/>
-        </w:rPr>
-        <w:t>DepartureDate</w:t>
-      </w:r>
-      <w:proofErr w:type="spellEnd"/>
-      <w:r>
-        <w:rPr>
-          <w:sz w:val="36"/>
-          <w:szCs w:val="36"/>
-          <w:lang w:val="en-US"/>
-        </w:rPr>
-        <w:t>} 15:00</w:t>
+        <w:t>DepartureDate 15:00</w:t>
       </w:r>
     </w:p>
     <w:tbl>
@@ -493,7 +509,7 @@
                 <w:szCs w:val="32"/>
                 <w:lang w:val="en-US"/>
               </w:rPr>
-              <w:t>{Days}</w:t>
+              <w:t>Days</w:t>
             </w:r>
           </w:p>
         </w:tc>
@@ -517,67 +533,31 @@
                 <w:szCs w:val="32"/>
                 <w:lang w:val="en-US"/>
               </w:rPr>
-              <w:t>{</w:t>
-            </w:r>
-            <w:proofErr w:type="spellStart"/>
-            <w:r>
+              <w:t>RoomCost</w:t>
+            </w:r>
+          </w:p>
+        </w:tc>
+        <w:tc>
+          <w:tcPr>
+            <w:tcW w:w="2396" w:type="dxa"/>
+            <w:vAlign w:val="center"/>
+          </w:tcPr>
+          <w:p>
+            <w:pPr>
+              <w:jc w:val="center"/>
               <w:rPr>
                 <w:sz w:val="32"/>
                 <w:szCs w:val="32"/>
                 <w:lang w:val="en-US"/>
               </w:rPr>
-              <w:t>RoomCost</w:t>
-            </w:r>
-            <w:proofErr w:type="spellEnd"/>
+            </w:pPr>
             <w:r>
               <w:rPr>
                 <w:sz w:val="32"/>
                 <w:szCs w:val="32"/>
                 <w:lang w:val="en-US"/>
               </w:rPr>
-              <w:t>}</w:t>
-            </w:r>
-          </w:p>
-        </w:tc>
-        <w:tc>
-          <w:tcPr>
-            <w:tcW w:w="2396" w:type="dxa"/>
-            <w:vAlign w:val="center"/>
-          </w:tcPr>
-          <w:p>
-            <w:pPr>
-              <w:jc w:val="center"/>
-              <w:rPr>
-                <w:sz w:val="32"/>
-                <w:szCs w:val="32"/>
-                <w:lang w:val="en-US"/>
-              </w:rPr>
-            </w:pPr>
-            <w:r>
-              <w:rPr>
-                <w:sz w:val="32"/>
-                <w:szCs w:val="32"/>
-                <w:lang w:val="en-US"/>
-              </w:rPr>
-              <w:t>{</w:t>
-            </w:r>
-            <w:proofErr w:type="spellStart"/>
-            <w:r>
-              <w:rPr>
-                <w:sz w:val="32"/>
-                <w:szCs w:val="32"/>
-                <w:lang w:val="en-US"/>
-              </w:rPr>
               <w:t>RoomAmount</w:t>
-            </w:r>
-            <w:proofErr w:type="spellEnd"/>
-            <w:r>
-              <w:rPr>
-                <w:sz w:val="32"/>
-                <w:szCs w:val="32"/>
-                <w:lang w:val="en-US"/>
-              </w:rPr>
-              <w:t>}</w:t>
             </w:r>
           </w:p>
         </w:tc>
@@ -670,7 +650,7 @@
                 <w:szCs w:val="32"/>
                 <w:lang w:val="en-US"/>
               </w:rPr>
-              <w:t>{Meals}</w:t>
+              <w:t>Meals</w:t>
             </w:r>
           </w:p>
         </w:tc>
@@ -710,25 +690,7 @@
                 <w:szCs w:val="32"/>
                 <w:lang w:val="en-US"/>
               </w:rPr>
-              <w:t>{</w:t>
-            </w:r>
-            <w:proofErr w:type="spellStart"/>
-            <w:r>
-              <w:rPr>
-                <w:sz w:val="32"/>
-                <w:szCs w:val="32"/>
-                <w:lang w:val="en-US"/>
-              </w:rPr>
               <w:t>MealAmount</w:t>
-            </w:r>
-            <w:proofErr w:type="spellEnd"/>
-            <w:r>
-              <w:rPr>
-                <w:sz w:val="32"/>
-                <w:szCs w:val="32"/>
-                <w:lang w:val="en-US"/>
-              </w:rPr>
-              <w:t>}</w:t>
             </w:r>
           </w:p>
         </w:tc>
@@ -769,26 +731,10 @@
         <w:rPr>
           <w:sz w:val="36"/>
           <w:szCs w:val="36"/>
-        </w:rPr>
-        <w:t>{</w:t>
-      </w:r>
-      <w:proofErr w:type="spellStart"/>
-      <w:r>
-        <w:rPr>
-          <w:sz w:val="36"/>
-          <w:szCs w:val="36"/>
           <w:lang w:val="en-US"/>
         </w:rPr>
         <w:t>BookingAmount</w:t>
       </w:r>
-      <w:proofErr w:type="spellEnd"/>
-      <w:r>
-        <w:rPr>
-          <w:sz w:val="36"/>
-          <w:szCs w:val="36"/>
-        </w:rPr>
-        <w:t>}</w:t>
-      </w:r>
       <w:r>
         <w:rPr>
           <w:sz w:val="36"/>
@@ -802,42 +748,6 @@
           <w:szCs w:val="36"/>
         </w:rPr>
         <w:t>руб.</w:t>
-      </w:r>
-    </w:p>
-    <w:p>
-      <w:pPr>
-        <w:spacing w:after="0" w:line="240" w:lineRule="auto"/>
-        <w:rPr>
-          <w:sz w:val="36"/>
-          <w:szCs w:val="36"/>
-          <w:lang w:val="en-US"/>
-        </w:rPr>
-      </w:pPr>
-      <w:r>
-        <w:rPr>
-          <w:sz w:val="36"/>
-          <w:szCs w:val="36"/>
-          <w:lang w:val="en-US"/>
-        </w:rPr>
-        <w:t>{</w:t>
-      </w:r>
-      <w:proofErr w:type="spellStart"/>
-      <w:r>
-        <w:rPr>
-          <w:sz w:val="36"/>
-          <w:szCs w:val="36"/>
-          <w:lang w:val="en-US"/>
-        </w:rPr>
-        <w:t>BookingAmountLetters</w:t>
-      </w:r>
-      <w:proofErr w:type="spellEnd"/>
-      <w:r>
-        <w:rPr>
-          <w:sz w:val="36"/>
-          <w:szCs w:val="36"/>
-          <w:lang w:val="en-US"/>
-        </w:rPr>
-        <w:t>}</w:t>
       </w:r>
     </w:p>
     <w:p>

--- a/Hotel/Resources/PaymentReceipt.docx
+++ b/Hotel/Resources/PaymentReceipt.docx
@@ -70,12 +70,14 @@
         </w:rPr>
         <w:t xml:space="preserve"> № </w:t>
       </w:r>
+      <w:proofErr w:type="spellStart"/>
       <w:r>
         <w:rPr>
           <w:lang w:val="en-US"/>
         </w:rPr>
         <w:t>RandNumber</w:t>
       </w:r>
+      <w:proofErr w:type="spellEnd"/>
       <w:r>
         <w:rPr>
           <w:lang w:val="en-US"/>
@@ -194,6 +196,7 @@
         </w:rPr>
         <w:t xml:space="preserve"> №: </w:t>
       </w:r>
+      <w:proofErr w:type="spellStart"/>
       <w:r>
         <w:rPr>
           <w:sz w:val="36"/>
@@ -202,6 +205,7 @@
         </w:rPr>
         <w:t>RoomNumber</w:t>
       </w:r>
+      <w:proofErr w:type="spellEnd"/>
     </w:p>
     <w:p>
       <w:pPr>
@@ -227,6 +231,7 @@
         </w:rPr>
         <w:t xml:space="preserve">: </w:t>
       </w:r>
+      <w:proofErr w:type="spellStart"/>
       <w:r>
         <w:rPr>
           <w:sz w:val="36"/>
@@ -235,6 +240,7 @@
         </w:rPr>
         <w:t>ArrivalDate</w:t>
       </w:r>
+      <w:proofErr w:type="spellEnd"/>
       <w:r>
         <w:rPr>
           <w:sz w:val="36"/>
@@ -260,13 +266,23 @@
         </w:rPr>
         <w:t xml:space="preserve">Выезд: </w:t>
       </w:r>
-      <w:r>
-        <w:rPr>
-          <w:sz w:val="36"/>
-          <w:szCs w:val="36"/>
-          <w:lang w:val="en-US"/>
-        </w:rPr>
-        <w:t>DepartureDate 15:00</w:t>
+      <w:proofErr w:type="spellStart"/>
+      <w:r>
+        <w:rPr>
+          <w:sz w:val="36"/>
+          <w:szCs w:val="36"/>
+          <w:lang w:val="en-US"/>
+        </w:rPr>
+        <w:t>DepartureDate</w:t>
+      </w:r>
+      <w:proofErr w:type="spellEnd"/>
+      <w:r>
+        <w:rPr>
+          <w:sz w:val="36"/>
+          <w:szCs w:val="36"/>
+          <w:lang w:val="en-US"/>
+        </w:rPr>
+        <w:t xml:space="preserve"> 15:00</w:t>
       </w:r>
     </w:p>
     <w:tbl>
@@ -503,14 +519,16 @@
                 <w:lang w:val="en-US"/>
               </w:rPr>
             </w:pPr>
+            <w:proofErr w:type="spellStart"/>
             <w:r>
               <w:rPr>
                 <w:sz w:val="32"/>
                 <w:szCs w:val="32"/>
                 <w:lang w:val="en-US"/>
               </w:rPr>
-              <w:t>Days</w:t>
+              <w:t>Count</w:t>
             </w:r>
+            <w:proofErr w:type="spellEnd"/>
           </w:p>
         </w:tc>
         <w:tc>
@@ -527,6 +545,7 @@
                 <w:lang w:val="en-US"/>
               </w:rPr>
             </w:pPr>
+            <w:proofErr w:type="spellStart"/>
             <w:r>
               <w:rPr>
                 <w:sz w:val="32"/>
@@ -535,6 +554,7 @@
               </w:rPr>
               <w:t>RoomCost</w:t>
             </w:r>
+            <w:proofErr w:type="spellEnd"/>
           </w:p>
         </w:tc>
         <w:tc>
@@ -551,6 +571,7 @@
                 <w:lang w:val="en-US"/>
               </w:rPr>
             </w:pPr>
+            <w:proofErr w:type="spellStart"/>
             <w:r>
               <w:rPr>
                 <w:sz w:val="32"/>
@@ -559,6 +580,7 @@
               </w:rPr>
               <w:t>RoomAmount</w:t>
             </w:r>
+            <w:proofErr w:type="spellEnd"/>
           </w:p>
         </w:tc>
       </w:tr>
@@ -684,6 +706,7 @@
                 <w:lang w:val="en-US"/>
               </w:rPr>
             </w:pPr>
+            <w:proofErr w:type="spellStart"/>
             <w:r>
               <w:rPr>
                 <w:sz w:val="32"/>
@@ -692,6 +715,7 @@
               </w:rPr>
               <w:t>MealAmount</w:t>
             </w:r>
+            <w:proofErr w:type="spellEnd"/>
           </w:p>
         </w:tc>
       </w:tr>
@@ -727,6 +751,7 @@
         </w:rPr>
         <w:t xml:space="preserve">Итого: </w:t>
       </w:r>
+      <w:proofErr w:type="spellStart"/>
       <w:r>
         <w:rPr>
           <w:sz w:val="36"/>
@@ -735,6 +760,7 @@
         </w:rPr>
         <w:t>BookingAmount</w:t>
       </w:r>
+      <w:proofErr w:type="spellEnd"/>
       <w:r>
         <w:rPr>
           <w:sz w:val="36"/>
